--- a/frontend/public/templates/declaration_specs_template.docx
+++ b/frontend/public/templates/declaration_specs_template.docx
@@ -2015,31 +2015,6 @@
       <w:rPr>
         <w:noProof/>
       </w:rPr>
-      <w:pict w14:anchorId="0B9A1BD8">
-        <v:shapetype id="_x0000_t75" coordsize="21600,21600" o:spt="75" o:preferrelative="t" path="m@4@5l@4@11@9@11@9@5xe" filled="f" stroked="f">
-          <v:stroke joinstyle="miter"/>
-          <v:formulas>
-            <v:f eqn="if lineDrawn pixelLineWidth 0"/>
-            <v:f eqn="sum @0 1 0"/>
-            <v:f eqn="sum 0 0 @1"/>
-            <v:f eqn="prod @2 1 2"/>
-            <v:f eqn="prod @3 21600 pixelWidth"/>
-            <v:f eqn="prod @3 21600 pixelHeight"/>
-            <v:f eqn="sum @0 0 1"/>
-            <v:f eqn="prod @6 1 2"/>
-            <v:f eqn="prod @7 21600 pixelWidth"/>
-            <v:f eqn="sum @8 21600 0"/>
-            <v:f eqn="prod @7 21600 pixelHeight"/>
-            <v:f eqn="sum @10 21600 0"/>
-          </v:formulas>
-          <v:path o:extrusionok="f" gradientshapeok="t" o:connecttype="rect"/>
-          <o:lock v:ext="edit" aspectratio="t"/>
-        </v:shapetype>
-        <v:shape id="WordPictureWatermark10348436" o:spid="_x0000_s1029" type="#_x0000_t75" style="position:absolute;left:0;text-align:left;margin-left:0;margin-top:0;width:493.95pt;height:399.45pt;z-index:-251658240;mso-position-horizontal:center;mso-position-horizontal-relative:margin;mso-position-vertical:center;mso-position-vertical-relative:margin" o:allowincell="f">
-          <v:imagedata r:id="rId1" o:title="لوجو جديد" gain="19661f" blacklevel="22938f"/>
-          <w10:wrap anchorx="margin" anchory="margin"/>
-        </v:shape>
-      </w:pict>
     </w:r>
   </w:p>
 </w:hdr>
@@ -2786,31 +2761,6 @@
       <w:rPr>
         <w:noProof/>
       </w:rPr>
-      <w:pict w14:anchorId="322AF0D5">
-        <v:shapetype id="_x0000_t75" coordsize="21600,21600" o:spt="75" o:preferrelative="t" path="m@4@5l@4@11@9@11@9@5xe" filled="f" stroked="f">
-          <v:stroke joinstyle="miter"/>
-          <v:formulas>
-            <v:f eqn="if lineDrawn pixelLineWidth 0"/>
-            <v:f eqn="sum @0 1 0"/>
-            <v:f eqn="sum 0 0 @1"/>
-            <v:f eqn="prod @2 1 2"/>
-            <v:f eqn="prod @3 21600 pixelWidth"/>
-            <v:f eqn="prod @3 21600 pixelHeight"/>
-            <v:f eqn="sum @0 0 1"/>
-            <v:f eqn="prod @6 1 2"/>
-            <v:f eqn="prod @7 21600 pixelWidth"/>
-            <v:f eqn="sum @8 21600 0"/>
-            <v:f eqn="prod @7 21600 pixelHeight"/>
-            <v:f eqn="sum @10 21600 0"/>
-          </v:formulas>
-          <v:path o:extrusionok="f" gradientshapeok="t" o:connecttype="rect"/>
-          <o:lock v:ext="edit" aspectratio="t"/>
-        </v:shapetype>
-        <v:shape id="WordPictureWatermark10348437" o:spid="_x0000_s1030" type="#_x0000_t75" style="position:absolute;left:0;text-align:left;margin-left:-6.15pt;margin-top:188.85pt;width:493.95pt;height:399.45pt;z-index:-251657216;mso-position-horizontal-relative:margin;mso-position-vertical-relative:margin" o:allowincell="f">
-          <v:imagedata r:id="rId2" o:title="لوجو جديد" gain="19661f" blacklevel="22938f"/>
-          <w10:wrap anchorx="margin" anchory="margin"/>
-        </v:shape>
-      </w:pict>
     </w:r>
   </w:p>
 </w:hdr>
@@ -2826,31 +2776,6 @@
       <w:rPr>
         <w:noProof/>
       </w:rPr>
-      <w:pict w14:anchorId="3465DA2B">
-        <v:shapetype id="_x0000_t75" coordsize="21600,21600" o:spt="75" o:preferrelative="t" path="m@4@5l@4@11@9@11@9@5xe" filled="f" stroked="f">
-          <v:stroke joinstyle="miter"/>
-          <v:formulas>
-            <v:f eqn="if lineDrawn pixelLineWidth 0"/>
-            <v:f eqn="sum @0 1 0"/>
-            <v:f eqn="sum 0 0 @1"/>
-            <v:f eqn="prod @2 1 2"/>
-            <v:f eqn="prod @3 21600 pixelWidth"/>
-            <v:f eqn="prod @3 21600 pixelHeight"/>
-            <v:f eqn="sum @0 0 1"/>
-            <v:f eqn="prod @6 1 2"/>
-            <v:f eqn="prod @7 21600 pixelWidth"/>
-            <v:f eqn="sum @8 21600 0"/>
-            <v:f eqn="prod @7 21600 pixelHeight"/>
-            <v:f eqn="sum @10 21600 0"/>
-          </v:formulas>
-          <v:path o:extrusionok="f" gradientshapeok="t" o:connecttype="rect"/>
-          <o:lock v:ext="edit" aspectratio="t"/>
-        </v:shapetype>
-        <v:shape id="WordPictureWatermark10348435" o:spid="_x0000_s1028" type="#_x0000_t75" style="position:absolute;left:0;text-align:left;margin-left:0;margin-top:0;width:493.95pt;height:399.45pt;z-index:-251659264;mso-position-horizontal:center;mso-position-horizontal-relative:margin;mso-position-vertical:center;mso-position-vertical-relative:margin" o:allowincell="f">
-          <v:imagedata r:id="rId1" o:title="لوجو جديد" gain="19661f" blacklevel="22938f"/>
-          <w10:wrap anchorx="margin" anchory="margin"/>
-        </v:shape>
-      </w:pict>
     </w:r>
   </w:p>
 </w:hdr>

--- a/frontend/public/templates/declaration_specs_template.docx
+++ b/frontend/public/templates/declaration_specs_template.docx
@@ -283,7 +283,7 @@
         </w:tabs>
         <w:spacing w:after="0"/>
         <w:ind w:left="-567"/>
-        <w:jc w:val="highKashida"/>
+        <w:jc w:val="both"/>
         <w:rPr>
           <w:rFonts w:ascii="Arabic Typesetting" w:hAnsi="Arabic Typesetting" w:cs="Arabic Typesetting"/>
           <w:b/>
@@ -580,7 +580,7 @@
       <w:pPr>
         <w:spacing w:after="0" w:line="240" w:lineRule="auto"/>
         <w:ind w:left="-567" w:hanging="283"/>
-        <w:jc w:val="highKashida"/>
+        <w:jc w:val="both"/>
         <w:rPr>
           <w:b/>
           <w:bCs/>
@@ -1090,7 +1090,7 @@
       <w:pPr>
         <w:spacing w:after="0" w:line="240" w:lineRule="auto"/>
         <w:ind w:left="-567" w:hanging="283"/>
-        <w:jc w:val="highKashida"/>
+        <w:jc w:val="both"/>
         <w:rPr>
           <w:b/>
           <w:bCs/>

--- a/frontend/public/templates/declaration_specs_template.docx
+++ b/frontend/public/templates/declaration_specs_template.docx
@@ -1550,32 +1550,6 @@
           <w:lang w:bidi="ar-EG"/>
         </w:rPr>
       </w:pPr>
-    </w:p>
-    <w:p>
-      <w:pPr>
-        <w:spacing w:after="0" w:line="240" w:lineRule="auto"/>
-        <w:rPr>
-          <w:rtl/>
-          <w:lang w:bidi="ar-EG"/>
-        </w:rPr>
-      </w:pPr>
-      <w:r>
-        <w:rPr>
-          <w:rFonts w:hint="cs"/>
-          <w:highlight w:val="red"/>
-          <w:rtl/>
-          <w:lang w:bidi="ar-EG"/>
-        </w:rPr>
-        <w:t>خانه خاليه للملاحظات</w:t>
-      </w:r>
-      <w:r>
-        <w:rPr>
-          <w:rFonts w:hint="cs"/>
-          <w:rtl/>
-          <w:lang w:bidi="ar-EG"/>
-        </w:rPr>
-        <w:t xml:space="preserve">                                                     </w:t>
-      </w:r>
     </w:p>
     <w:sectPr>
       <w:headerReference w:type="even" r:id="rId7"/>
@@ -1686,21 +1660,7 @@
         <w:szCs w:val="24"/>
         <w:rtl/>
       </w:rPr>
-      <w:t xml:space="preserve">  </w:t>
-    </w:r>
-    <w:r>
-      <w:rPr>
-        <w:rFonts w:ascii="Franklin Gothic Medium" w:eastAsia="Franklin Gothic Medium" w:hAnsi="Franklin Gothic Medium" w:cs="Times New Roman" w:hint="cs"/>
-        <w:b/>
-        <w:bCs/>
-        <w:i/>
-        <w:iCs/>
-        <w:color w:val="FF0000"/>
-        <w:sz w:val="24"/>
-        <w:szCs w:val="24"/>
-        <w:rtl/>
-      </w:rPr>
-      <w:t xml:space="preserve"> </w:t>
+      <w:t xml:space="preserve">   </w:t>
     </w:r>
     <w:r>
       <w:rPr>
@@ -1713,7 +1673,7 @@
         <w:szCs w:val="20"/>
         <w:rtl/>
       </w:rPr>
-      <w:t xml:space="preserve">  </w:t>
+      <w:t xml:space="preserve"> </w:t>
     </w:r>
     <w:r>
       <w:rPr>
@@ -1744,7 +1704,17 @@
         <w:rtl/>
         <w:lang w:bidi="ar-EG"/>
       </w:rPr>
-      <w:t xml:space="preserve">                        </w:t>
+      <w:t xml:space="preserve">               </w:t>
+    </w:r>
+    <w:r>
+      <w:rPr>
+        <w:rFonts w:hint="cs"/>
+        <w:b/>
+        <w:bCs/>
+        <w:rtl/>
+        <w:lang w:bidi="ar-EG"/>
+      </w:rPr>
+      <w:t xml:space="preserve">             </w:t>
     </w:r>
     <w:r>
       <w:rPr>
@@ -2015,6 +1985,31 @@
       <w:rPr>
         <w:noProof/>
       </w:rPr>
+      <w:pict w14:anchorId="0B9A1BD8">
+        <v:shapetype id="_x0000_t75" coordsize="21600,21600" o:spt="75" o:preferrelative="t" path="m@4@5l@4@11@9@11@9@5xe" filled="f" stroked="f">
+          <v:stroke joinstyle="miter"/>
+          <v:formulas>
+            <v:f eqn="if lineDrawn pixelLineWidth 0"/>
+            <v:f eqn="sum @0 1 0"/>
+            <v:f eqn="sum 0 0 @1"/>
+            <v:f eqn="prod @2 1 2"/>
+            <v:f eqn="prod @3 21600 pixelWidth"/>
+            <v:f eqn="prod @3 21600 pixelHeight"/>
+            <v:f eqn="sum @0 0 1"/>
+            <v:f eqn="prod @6 1 2"/>
+            <v:f eqn="prod @7 21600 pixelWidth"/>
+            <v:f eqn="sum @8 21600 0"/>
+            <v:f eqn="prod @7 21600 pixelHeight"/>
+            <v:f eqn="sum @10 21600 0"/>
+          </v:formulas>
+          <v:path o:extrusionok="f" gradientshapeok="t" o:connecttype="rect"/>
+          <o:lock v:ext="edit" aspectratio="t"/>
+        </v:shapetype>
+        <v:shape id="WordPictureWatermark10348436" o:spid="_x0000_s1029" type="#_x0000_t75" style="position:absolute;left:0;text-align:left;margin-left:0;margin-top:0;width:493.95pt;height:399.45pt;z-index:-251658240;mso-position-horizontal:center;mso-position-horizontal-relative:margin;mso-position-vertical:center;mso-position-vertical-relative:margin" o:allowincell="f">
+          <v:imagedata r:id="rId1" o:title="لوجو جديد" gain="19661f" blacklevel="22938f"/>
+          <w10:wrap anchorx="margin" anchory="margin"/>
+        </v:shape>
+      </w:pict>
     </w:r>
   </w:p>
 </w:hdr>
@@ -2042,17 +2037,17 @@
         <w:noProof/>
       </w:rPr>
       <w:drawing>
-        <wp:anchor distT="0" distB="0" distL="114300" distR="114300" simplePos="0" relativeHeight="251656192" behindDoc="0" locked="0" layoutInCell="1" allowOverlap="1" wp14:anchorId="1BA296C0" wp14:editId="192AB0BE">
+        <wp:anchor distT="0" distB="0" distL="114300" distR="114300" simplePos="0" relativeHeight="251661312" behindDoc="0" locked="0" layoutInCell="1" allowOverlap="1" wp14:anchorId="07062395" wp14:editId="6960D512">
           <wp:simplePos x="0" y="0"/>
-          <wp:positionH relativeFrom="margin">
-            <wp:posOffset>2850515</wp:posOffset>
+          <wp:positionH relativeFrom="page">
+            <wp:posOffset>3371850</wp:posOffset>
           </wp:positionH>
           <wp:positionV relativeFrom="margin">
-            <wp:posOffset>-931545</wp:posOffset>
+            <wp:posOffset>-906780</wp:posOffset>
           </wp:positionV>
           <wp:extent cx="939165" cy="647700"/>
           <wp:effectExtent l="0" t="0" r="0" b="0"/>
-          <wp:wrapSquare wrapText="bothSides"/>
+          <wp:wrapNone/>
           <wp:docPr id="1210891337" name="صورة 1210891337"/>
           <wp:cNvGraphicFramePr>
             <a:graphicFrameLocks xmlns:a="http://schemas.openxmlformats.org/drawingml/2006/main" noChangeAspect="1"/>
@@ -2103,26 +2098,6 @@
     </w:r>
     <w:r>
       <w:rPr>
-        <w:rFonts w:cs="PT Bold Dusky" w:hint="cs"/>
-        <w:b/>
-        <w:bCs/>
-        <w:rtl/>
-        <w:lang w:bidi="ar-EG"/>
-      </w:rPr>
-      <w:t xml:space="preserve"> </w:t>
-    </w:r>
-    <w:r>
-      <w:rPr>
-        <w:rFonts w:cs="PT Bold Dusky" w:hint="cs"/>
-        <w:b/>
-        <w:bCs/>
-        <w:rtl/>
-        <w:lang w:bidi="ar-EG"/>
-      </w:rPr>
-      <w:t xml:space="preserve"> </w:t>
-    </w:r>
-    <w:r>
-      <w:rPr>
         <w:rFonts w:asciiTheme="minorBidi" w:hAnsiTheme="minorBidi" w:cstheme="minorBidi"/>
         <w:b/>
         <w:bCs/>
@@ -2252,6 +2227,18 @@
         <w:lang w:bidi="ar-EG"/>
       </w:rPr>
       <w:t xml:space="preserve">                                                                      </w:t>
+    </w:r>
+    <w:r>
+      <w:rPr>
+        <w:rFonts w:asciiTheme="minorBidi" w:hAnsiTheme="minorBidi" w:cstheme="minorBidi" w:hint="cs"/>
+        <w:b/>
+        <w:bCs/>
+        <w:sz w:val="24"/>
+        <w:szCs w:val="24"/>
+        <w:rtl/>
+        <w:lang w:bidi="ar-EG"/>
+      </w:rPr>
+      <w:t xml:space="preserve"> </w:t>
     </w:r>
     <w:r>
       <w:rPr>
@@ -2761,6 +2748,31 @@
       <w:rPr>
         <w:noProof/>
       </w:rPr>
+      <w:pict w14:anchorId="322AF0D5">
+        <v:shapetype id="_x0000_t75" coordsize="21600,21600" o:spt="75" o:preferrelative="t" path="m@4@5l@4@11@9@11@9@5xe" filled="f" stroked="f">
+          <v:stroke joinstyle="miter"/>
+          <v:formulas>
+            <v:f eqn="if lineDrawn pixelLineWidth 0"/>
+            <v:f eqn="sum @0 1 0"/>
+            <v:f eqn="sum 0 0 @1"/>
+            <v:f eqn="prod @2 1 2"/>
+            <v:f eqn="prod @3 21600 pixelWidth"/>
+            <v:f eqn="prod @3 21600 pixelHeight"/>
+            <v:f eqn="sum @0 0 1"/>
+            <v:f eqn="prod @6 1 2"/>
+            <v:f eqn="prod @7 21600 pixelWidth"/>
+            <v:f eqn="sum @8 21600 0"/>
+            <v:f eqn="prod @7 21600 pixelHeight"/>
+            <v:f eqn="sum @10 21600 0"/>
+          </v:formulas>
+          <v:path o:extrusionok="f" gradientshapeok="t" o:connecttype="rect"/>
+          <o:lock v:ext="edit" aspectratio="t"/>
+        </v:shapetype>
+        <v:shape id="WordPictureWatermark10348437" o:spid="_x0000_s1030" type="#_x0000_t75" style="position:absolute;left:0;text-align:left;margin-left:-6.15pt;margin-top:188.85pt;width:493.95pt;height:399.45pt;z-index:-251657216;mso-position-horizontal-relative:margin;mso-position-vertical-relative:margin" o:allowincell="f">
+          <v:imagedata r:id="rId2" o:title="لوجو جديد" gain="19661f" blacklevel="22938f"/>
+          <w10:wrap anchorx="margin" anchory="margin"/>
+        </v:shape>
+      </w:pict>
     </w:r>
   </w:p>
 </w:hdr>
@@ -2776,6 +2788,31 @@
       <w:rPr>
         <w:noProof/>
       </w:rPr>
+      <w:pict w14:anchorId="3465DA2B">
+        <v:shapetype id="_x0000_t75" coordsize="21600,21600" o:spt="75" o:preferrelative="t" path="m@4@5l@4@11@9@11@9@5xe" filled="f" stroked="f">
+          <v:stroke joinstyle="miter"/>
+          <v:formulas>
+            <v:f eqn="if lineDrawn pixelLineWidth 0"/>
+            <v:f eqn="sum @0 1 0"/>
+            <v:f eqn="sum 0 0 @1"/>
+            <v:f eqn="prod @2 1 2"/>
+            <v:f eqn="prod @3 21600 pixelWidth"/>
+            <v:f eqn="prod @3 21600 pixelHeight"/>
+            <v:f eqn="sum @0 0 1"/>
+            <v:f eqn="prod @6 1 2"/>
+            <v:f eqn="prod @7 21600 pixelWidth"/>
+            <v:f eqn="sum @8 21600 0"/>
+            <v:f eqn="prod @7 21600 pixelHeight"/>
+            <v:f eqn="sum @10 21600 0"/>
+          </v:formulas>
+          <v:path o:extrusionok="f" gradientshapeok="t" o:connecttype="rect"/>
+          <o:lock v:ext="edit" aspectratio="t"/>
+        </v:shapetype>
+        <v:shape id="WordPictureWatermark10348435" o:spid="_x0000_s1028" type="#_x0000_t75" style="position:absolute;left:0;text-align:left;margin-left:0;margin-top:0;width:493.95pt;height:399.45pt;z-index:-251659264;mso-position-horizontal:center;mso-position-horizontal-relative:margin;mso-position-vertical:center;mso-position-vertical-relative:margin" o:allowincell="f">
+          <v:imagedata r:id="rId1" o:title="لوجو جديد" gain="19661f" blacklevel="22938f"/>
+          <w10:wrap anchorx="margin" anchory="margin"/>
+        </v:shape>
+      </w:pict>
     </w:r>
   </w:p>
 </w:hdr>
